--- a/images/My skills edit.docx
+++ b/images/My skills edit.docx
@@ -216,6 +216,334 @@
           <w:tab w:val="left" w:pos="1425"/>
         </w:tabs>
       </w:pPr>
+    </w:p>
+    <w:p>
+      <w:pPr>
+        <w:tabs>
+          <w:tab w:val="left" w:pos="1425"/>
+        </w:tabs>
+      </w:pPr>
+    </w:p>
+    <w:p>
+      <w:pPr>
+        <w:tabs>
+          <w:tab w:val="left" w:pos="1425"/>
+        </w:tabs>
+      </w:pPr>
+    </w:p>
+    <w:p>
+      <w:pPr>
+        <w:tabs>
+          <w:tab w:val="left" w:pos="1425"/>
+        </w:tabs>
+      </w:pPr>
+    </w:p>
+    <w:p>
+      <w:pPr>
+        <w:tabs>
+          <w:tab w:val="left" w:pos="1425"/>
+        </w:tabs>
+      </w:pPr>
+    </w:p>
+    <w:p>
+      <w:pPr>
+        <w:tabs>
+          <w:tab w:val="left" w:pos="1425"/>
+        </w:tabs>
+      </w:pPr>
+    </w:p>
+    <w:p>
+      <w:pPr>
+        <w:tabs>
+          <w:tab w:val="left" w:pos="1425"/>
+        </w:tabs>
+      </w:pPr>
+    </w:p>
+    <w:p>
+      <w:pPr>
+        <w:tabs>
+          <w:tab w:val="left" w:pos="1425"/>
+        </w:tabs>
+      </w:pPr>
+    </w:p>
+    <w:p>
+      <w:pPr>
+        <w:tabs>
+          <w:tab w:val="left" w:pos="1425"/>
+        </w:tabs>
+      </w:pPr>
+    </w:p>
+    <w:p>
+      <w:pPr>
+        <w:tabs>
+          <w:tab w:val="left" w:pos="1425"/>
+        </w:tabs>
+      </w:pPr>
+    </w:p>
+    <w:p>
+      <w:pPr>
+        <w:tabs>
+          <w:tab w:val="left" w:pos="1425"/>
+        </w:tabs>
+      </w:pPr>
+    </w:p>
+    <w:p>
+      <w:pPr>
+        <w:tabs>
+          <w:tab w:val="left" w:pos="1425"/>
+        </w:tabs>
+      </w:pPr>
+    </w:p>
+    <w:p>
+      <w:pPr>
+        <w:tabs>
+          <w:tab w:val="left" w:pos="1425"/>
+        </w:tabs>
+      </w:pPr>
+    </w:p>
+    <w:p>
+      <w:pPr>
+        <w:tabs>
+          <w:tab w:val="left" w:pos="1425"/>
+        </w:tabs>
+      </w:pPr>
+    </w:p>
+    <w:p>
+      <w:pPr>
+        <w:tabs>
+          <w:tab w:val="left" w:pos="1425"/>
+        </w:tabs>
+      </w:pPr>
+    </w:p>
+    <w:p>
+      <w:pPr>
+        <w:tabs>
+          <w:tab w:val="left" w:pos="1425"/>
+        </w:tabs>
+      </w:pPr>
+    </w:p>
+    <w:p>
+      <w:pPr>
+        <w:tabs>
+          <w:tab w:val="left" w:pos="1425"/>
+        </w:tabs>
+      </w:pPr>
+    </w:p>
+    <w:p>
+      <w:pPr>
+        <w:tabs>
+          <w:tab w:val="left" w:pos="1425"/>
+        </w:tabs>
+      </w:pPr>
+    </w:p>
+    <w:p>
+      <w:pPr>
+        <w:tabs>
+          <w:tab w:val="left" w:pos="1425"/>
+        </w:tabs>
+      </w:pPr>
+    </w:p>
+    <w:p>
+      <w:pPr>
+        <w:tabs>
+          <w:tab w:val="left" w:pos="1425"/>
+        </w:tabs>
+      </w:pPr>
+    </w:p>
+    <w:p>
+      <w:pPr>
+        <w:tabs>
+          <w:tab w:val="left" w:pos="1425"/>
+        </w:tabs>
+      </w:pPr>
+    </w:p>
+    <w:p>
+      <w:pPr>
+        <w:tabs>
+          <w:tab w:val="left" w:pos="1425"/>
+        </w:tabs>
+      </w:pPr>
+      <w:r>
+        <w:rPr>
+          <w:noProof/>
+        </w:rPr>
+        <w:drawing>
+          <wp:anchor distT="0" distB="0" distL="114300" distR="114300" simplePos="0" relativeHeight="251662336" behindDoc="0" locked="0" layoutInCell="1" allowOverlap="1" wp14:anchorId="78503BE0" wp14:editId="38599714">
+            <wp:simplePos x="0" y="0"/>
+            <wp:positionH relativeFrom="column">
+              <wp:posOffset>5114925</wp:posOffset>
+            </wp:positionH>
+            <wp:positionV relativeFrom="paragraph">
+              <wp:posOffset>2108835</wp:posOffset>
+            </wp:positionV>
+            <wp:extent cx="903921" cy="354480"/>
+            <wp:effectExtent l="0" t="0" r="0" b="7620"/>
+            <wp:wrapNone/>
+            <wp:docPr id="301722313" name="Imagen 1"/>
+            <wp:cNvGraphicFramePr>
+              <a:graphicFrameLocks xmlns:a="http://schemas.openxmlformats.org/drawingml/2006/main" noChangeAspect="1"/>
+            </wp:cNvGraphicFramePr>
+            <a:graphic xmlns:a="http://schemas.openxmlformats.org/drawingml/2006/main">
+              <a:graphicData uri="http://schemas.openxmlformats.org/drawingml/2006/picture">
+                <pic:pic xmlns:pic="http://schemas.openxmlformats.org/drawingml/2006/picture">
+                  <pic:nvPicPr>
+                    <pic:cNvPr id="0" name="Picture 1"/>
+                    <pic:cNvPicPr>
+                      <a:picLocks noChangeAspect="1" noChangeArrowheads="1"/>
+                    </pic:cNvPicPr>
+                  </pic:nvPicPr>
+                  <pic:blipFill rotWithShape="1">
+                    <a:blip r:embed="rId8" cstate="print">
+                      <a:extLst>
+                        <a:ext uri="{28A0092B-C50C-407E-A947-70E740481C1C}">
+                          <a14:useLocalDpi xmlns:a14="http://schemas.microsoft.com/office/drawing/2010/main" val="0"/>
+                        </a:ext>
+                      </a:extLst>
+                    </a:blip>
+                    <a:srcRect l="20487" t="27042" r="21060" b="27887"/>
+                    <a:stretch>
+                      <a:fillRect/>
+                    </a:stretch>
+                  </pic:blipFill>
+                  <pic:spPr bwMode="auto">
+                    <a:xfrm>
+                      <a:off x="0" y="0"/>
+                      <a:ext cx="903921" cy="354480"/>
+                    </a:xfrm>
+                    <a:prstGeom prst="rect">
+                      <a:avLst/>
+                    </a:prstGeom>
+                    <a:noFill/>
+                    <a:ln>
+                      <a:noFill/>
+                    </a:ln>
+                    <a:extLst>
+                      <a:ext uri="{53640926-AAD7-44D8-BBD7-CCE9431645EC}">
+                        <a14:shadowObscured xmlns:a14="http://schemas.microsoft.com/office/drawing/2010/main"/>
+                      </a:ext>
+                    </a:extLst>
+                  </pic:spPr>
+                </pic:pic>
+              </a:graphicData>
+            </a:graphic>
+            <wp14:sizeRelH relativeFrom="margin">
+              <wp14:pctWidth>0</wp14:pctWidth>
+            </wp14:sizeRelH>
+            <wp14:sizeRelV relativeFrom="margin">
+              <wp14:pctHeight>0</wp14:pctHeight>
+            </wp14:sizeRelV>
+          </wp:anchor>
+        </w:drawing>
+      </w:r>
+      <w:r>
+        <w:rPr>
+          <w:noProof/>
+        </w:rPr>
+        <w:drawing>
+          <wp:anchor distT="0" distB="0" distL="114300" distR="114300" simplePos="0" relativeHeight="251661312" behindDoc="0" locked="0" layoutInCell="1" allowOverlap="1" wp14:anchorId="035B8E00" wp14:editId="00D27EBB">
+            <wp:simplePos x="0" y="0"/>
+            <wp:positionH relativeFrom="column">
+              <wp:posOffset>5753100</wp:posOffset>
+            </wp:positionH>
+            <wp:positionV relativeFrom="paragraph">
+              <wp:posOffset>219075</wp:posOffset>
+            </wp:positionV>
+            <wp:extent cx="339090" cy="352425"/>
+            <wp:effectExtent l="0" t="0" r="3810" b="9525"/>
+            <wp:wrapNone/>
+            <wp:docPr id="1502936364" name="Imagen 3"/>
+            <wp:cNvGraphicFramePr>
+              <a:graphicFrameLocks xmlns:a="http://schemas.openxmlformats.org/drawingml/2006/main" noChangeAspect="1"/>
+            </wp:cNvGraphicFramePr>
+            <a:graphic xmlns:a="http://schemas.openxmlformats.org/drawingml/2006/main">
+              <a:graphicData uri="http://schemas.openxmlformats.org/drawingml/2006/picture">
+                <pic:pic xmlns:pic="http://schemas.openxmlformats.org/drawingml/2006/picture">
+                  <pic:nvPicPr>
+                    <pic:cNvPr id="0" name="Picture 11"/>
+                    <pic:cNvPicPr>
+                      <a:picLocks noChangeAspect="1" noChangeArrowheads="1"/>
+                    </pic:cNvPicPr>
+                  </pic:nvPicPr>
+                  <pic:blipFill rotWithShape="1">
+                    <a:blip r:embed="rId7" cstate="print">
+                      <a:extLst>
+                        <a:ext uri="{28A0092B-C50C-407E-A947-70E740481C1C}">
+                          <a14:useLocalDpi xmlns:a14="http://schemas.microsoft.com/office/drawing/2010/main" val="0"/>
+                        </a:ext>
+                      </a:extLst>
+                    </a:blip>
+                    <a:srcRect l="3500" t="35833" r="67481" b="35833"/>
+                    <a:stretch>
+                      <a:fillRect/>
+                    </a:stretch>
+                  </pic:blipFill>
+                  <pic:spPr bwMode="auto">
+                    <a:xfrm>
+                      <a:off x="0" y="0"/>
+                      <a:ext cx="339090" cy="352425"/>
+                    </a:xfrm>
+                    <a:prstGeom prst="rect">
+                      <a:avLst/>
+                    </a:prstGeom>
+                    <a:noFill/>
+                    <a:ln>
+                      <a:noFill/>
+                    </a:ln>
+                    <a:extLst>
+                      <a:ext uri="{53640926-AAD7-44D8-BBD7-CCE9431645EC}">
+                        <a14:shadowObscured xmlns:a14="http://schemas.microsoft.com/office/drawing/2010/main"/>
+                      </a:ext>
+                    </a:extLst>
+                  </pic:spPr>
+                </pic:pic>
+              </a:graphicData>
+            </a:graphic>
+            <wp14:sizeRelH relativeFrom="margin">
+              <wp14:pctWidth>0</wp14:pctWidth>
+            </wp14:sizeRelH>
+            <wp14:sizeRelV relativeFrom="margin">
+              <wp14:pctHeight>0</wp14:pctHeight>
+            </wp14:sizeRelV>
+          </wp:anchor>
+        </w:drawing>
+      </w:r>
+      <w:r>
+        <w:drawing>
+          <wp:inline distT="0" distB="0" distL="0" distR="0" wp14:anchorId="02B6A210" wp14:editId="12112F8B">
+            <wp:extent cx="6645910" cy="3057525"/>
+            <wp:effectExtent l="0" t="0" r="2540" b="9525"/>
+            <wp:docPr id="1122313687" name="Imagen 1"/>
+            <wp:cNvGraphicFramePr>
+              <a:graphicFrameLocks xmlns:a="http://schemas.openxmlformats.org/drawingml/2006/main" noChangeAspect="1"/>
+            </wp:cNvGraphicFramePr>
+            <a:graphic xmlns:a="http://schemas.openxmlformats.org/drawingml/2006/main">
+              <a:graphicData uri="http://schemas.openxmlformats.org/drawingml/2006/picture">
+                <pic:pic xmlns:pic="http://schemas.openxmlformats.org/drawingml/2006/picture">
+                  <pic:nvPicPr>
+                    <pic:cNvPr id="1122313687" name=""/>
+                    <pic:cNvPicPr/>
+                  </pic:nvPicPr>
+                  <pic:blipFill>
+                    <a:blip r:embed="rId9"/>
+                    <a:stretch>
+                      <a:fillRect/>
+                    </a:stretch>
+                  </pic:blipFill>
+                  <pic:spPr>
+                    <a:xfrm>
+                      <a:off x="0" y="0"/>
+                      <a:ext cx="6645910" cy="3057525"/>
+                    </a:xfrm>
+                    <a:prstGeom prst="rect">
+                      <a:avLst/>
+                    </a:prstGeom>
+                  </pic:spPr>
+                </pic:pic>
+              </a:graphicData>
+            </a:graphic>
+          </wp:inline>
+        </w:drawing>
+      </w:r>
     </w:p>
     <w:p>
       <w:pPr>
